--- a/Lab_10/Lab_10_Proteins.docx
+++ b/Lab_10/Lab_10_Proteins.docx
@@ -1286,13 +1286,7 @@
         <w:rPr>
           <w:color w:val="9CC2E5" w:themeColor="accent5" w:themeTint="99"/>
         </w:rPr>
-        <w:t xml:space="preserve">Pathogens: </w:t>
-      </w:r>
-      <w:r>
-        <w:rPr>
-          <w:color w:val="9CC2E5" w:themeColor="accent5" w:themeTint="99"/>
-        </w:rPr>
-        <w:t>MUTAGEN 122</w:t>
+        <w:t>Pathogens: MUTAGEN 122</w:t>
       </w:r>
     </w:p>
     <w:p>
